--- a/Day_3_Do_Now.docx
+++ b/Day_3_Do_Now.docx
@@ -17,7 +17,7 @@
           <w:b/>
           <w:sz w:val="26"/>
         </w:rPr>
-        <w:t>Day 3  |  DO NOW   —   Touch or Cross?</w:t>
+        <w:t>Day 3  |  DO NOW  —  Touch or Cross?</w:t>
       </w:r>
     </w:p>
     <w:p>
@@ -25,7 +25,7 @@
         <w:rPr>
           <w:sz w:val="22"/>
         </w:rPr>
-        <w:t>Name: _____________________________________        Date: _____________</w:t>
+        <w:t>Name: _____________________________________     Date: _____________</w:t>
       </w:r>
     </w:p>
     <w:p/>
@@ -36,12 +36,12 @@
         <w:tblLook w:firstColumn="1" w:firstRow="1" w:lastColumn="0" w:lastRow="0" w:noHBand="0" w:noVBand="1" w:val="04A0"/>
       </w:tblPr>
       <w:tblGrid>
-        <w:gridCol w:w="10224"/>
+        <w:gridCol w:w="9648"/>
       </w:tblGrid>
       <w:tr>
         <w:tc>
           <w:tcPr>
-            <w:tcW w:type="dxa" w:w="10224"/>
+            <w:tcW w:type="dxa" w:w="9648"/>
           </w:tcPr>
           <w:p>
             <w:r/>
@@ -49,263 +49,116 @@
               <w:rPr>
                 <w:b/>
               </w:rPr>
-              <w:t>✍️  INSTRUCTIONS</w:t>
+              <w:t>✍️  5 minutes. Silent. Pencil only. No Desmos. No packet.</w:t>
             </w:r>
           </w:p>
           <w:p>
             <w:r>
-              <w:t>Work SILENTLY. Pencil only. Do NOT open Desmos.</w:t>
+              <w:t>From Day 2 you know:  zero of f ⇔ a factor equals zero (Zero Product Property).</w:t>
             </w:r>
           </w:p>
           <w:p>
             <w:r>
-              <w:t>Remember g(x) = x(x − 4)² yesterday? The graph TOUCHED the x-axis at x = 4 instead of crossing. Today you’ll predict which zeros cross and which touch — just from the factored form.</w:t>
+              <w:t>New question:  when a factor appears MORE THAN ONCE, what does the graph do?</w:t>
             </w:r>
           </w:p>
           <w:p>
             <w:r>
-              <w:t>Time: 5 minutes.</w:t>
+              <w:t>For each zero, predict TOUCH (graph kisses the x-axis and turns back) or CROSS (graph goes through).  Use your eyes and Day 2 thinking — no Desmos.</w:t>
             </w:r>
           </w:p>
         </w:tc>
       </w:tr>
     </w:tbl>
     <w:p/>
-    <w:tbl>
-      <w:tblPr>
-        <w:tblStyle w:val="TableGrid"/>
-        <w:tblW w:type="auto" w:w="0"/>
-        <w:tblLook w:firstColumn="1" w:firstRow="1" w:lastColumn="0" w:lastRow="0" w:noHBand="0" w:noVBand="1" w:val="04A0"/>
-      </w:tblPr>
-      <w:tblGrid>
-        <w:gridCol w:w="10224"/>
-      </w:tblGrid>
-      <w:tr>
-        <w:tc>
-          <w:tcPr>
-            <w:tcW w:type="dxa" w:w="10224"/>
-          </w:tcPr>
-          <w:p>
-            <w:r/>
-            <w:r>
-              <w:rPr>
-                <w:b/>
-              </w:rPr>
-              <w:t>🔮  For EACH zero, predict: CROSS or TOUCH?</w:t>
-            </w:r>
-          </w:p>
-          <w:p>
-            <w:r>
-              <w:t>(You don’t need a rule yet — use your eyes and your gut. Look at how many times each factor appears.)</w:t>
-            </w:r>
-          </w:p>
-        </w:tc>
-      </w:tr>
-    </w:tbl>
+    <w:p>
+      <w:r>
+        <w:rPr>
+          <w:b/>
+          <w:sz w:val="24"/>
+        </w:rPr>
+        <w:t>1.  f(x) = (x + 2)(x − 3)</w:t>
+      </w:r>
+    </w:p>
+    <w:p>
+      <w:r>
+        <w:t xml:space="preserve">    At x = −2 the graph will:  ___________________________</w:t>
+      </w:r>
+    </w:p>
+    <w:p>
+      <w:r>
+        <w:t xml:space="preserve">    At x =  3 the graph will:  ___________________________</w:t>
+      </w:r>
+    </w:p>
     <w:p/>
-    <w:tbl>
-      <w:tblPr>
-        <w:tblStyle w:val="TableGrid"/>
-        <w:tblW w:type="auto" w:w="0"/>
-        <w:tblLook w:firstColumn="1" w:firstRow="1" w:lastColumn="0" w:lastRow="0" w:noHBand="0" w:noVBand="1" w:val="04A0"/>
-      </w:tblPr>
-      <w:tblGrid>
-        <w:gridCol w:w="2592"/>
-        <w:gridCol w:w="6768"/>
-      </w:tblGrid>
-      <w:tr>
-        <w:tc>
-          <w:tcPr>
-            <w:tcW w:type="dxa" w:w="5112"/>
-            <w:vAlign w:val="top"/>
-          </w:tcPr>
-          <w:p>
-            <w:r/>
-            <w:r>
-              <w:rPr>
-                <w:b/>
-              </w:rPr>
-              <w:t>1.  f(x) = (x + 2)(x − 3)</w:t>
-            </w:r>
-          </w:p>
-        </w:tc>
-        <w:tc>
-          <w:tcPr>
-            <w:tcW w:type="dxa" w:w="5112"/>
-            <w:vAlign w:val="top"/>
-          </w:tcPr>
-          <w:p>
-            <w:r/>
-            <w:r>
-              <w:t>At x = −2 the graph will: _________________</w:t>
-            </w:r>
-          </w:p>
-          <w:p>
-            <w:r>
-              <w:t>At x = 3 the graph will: _________________</w:t>
-            </w:r>
-          </w:p>
-        </w:tc>
-      </w:tr>
-      <w:tr>
-        <w:tc>
-          <w:tcPr>
-            <w:tcW w:type="dxa" w:w="5112"/>
-            <w:vAlign w:val="top"/>
-          </w:tcPr>
-          <w:p>
-            <w:r/>
-            <w:r>
-              <w:rPr>
-                <w:b/>
-              </w:rPr>
-              <w:t>2.  h(x) = (x − 1)² (x + 5)</w:t>
-            </w:r>
-          </w:p>
-        </w:tc>
-        <w:tc>
-          <w:tcPr>
-            <w:tcW w:type="dxa" w:w="5112"/>
-            <w:vAlign w:val="top"/>
-          </w:tcPr>
-          <w:p>
-            <w:r/>
-            <w:r>
-              <w:t>At x = 1 the graph will: _________________</w:t>
-            </w:r>
-          </w:p>
-          <w:p>
-            <w:r>
-              <w:t>At x = −5 the graph will: _________________</w:t>
-            </w:r>
-          </w:p>
-        </w:tc>
-      </w:tr>
-      <w:tr>
-        <w:tc>
-          <w:tcPr>
-            <w:tcW w:type="dxa" w:w="5112"/>
-            <w:vAlign w:val="top"/>
-          </w:tcPr>
-          <w:p>
-            <w:r/>
-            <w:r>
-              <w:rPr>
-                <w:b/>
-              </w:rPr>
-              <w:t>3.  k(x) = x³ (x − 2)²</w:t>
-            </w:r>
-          </w:p>
-        </w:tc>
-        <w:tc>
-          <w:tcPr>
-            <w:tcW w:type="dxa" w:w="5112"/>
-            <w:vAlign w:val="top"/>
-          </w:tcPr>
-          <w:p>
-            <w:r/>
-            <w:r>
-              <w:t>At x = 0 the graph will: _________________</w:t>
-            </w:r>
-          </w:p>
-          <w:p>
-            <w:r>
-              <w:t>At x = 2 the graph will: _________________</w:t>
-            </w:r>
-          </w:p>
-        </w:tc>
-      </w:tr>
-      <w:tr>
-        <w:tc>
-          <w:tcPr>
-            <w:tcW w:type="dxa" w:w="5112"/>
-            <w:vAlign w:val="top"/>
-          </w:tcPr>
-          <w:p>
-            <w:r/>
-            <w:r>
-              <w:rPr>
-                <w:b/>
-              </w:rPr>
-              <w:t>4.  Pattern guess:</w:t>
-            </w:r>
-          </w:p>
-        </w:tc>
-        <w:tc>
-          <w:tcPr>
-            <w:tcW w:type="dxa" w:w="5112"/>
-            <w:vAlign w:val="top"/>
-          </w:tcPr>
-          <w:p>
-            <w:r/>
-            <w:r>
-              <w:t>When the factor appears an EVEN number of times, the graph</w:t>
-            </w:r>
-          </w:p>
-          <w:p>
-            <w:r>
-              <w:t>__________________________________________ at that zero.</w:t>
-            </w:r>
-          </w:p>
-          <w:p>
-            <w:r>
-              <w:t>When the factor appears an ODD number of times, the graph</w:t>
-            </w:r>
-          </w:p>
-          <w:p>
-            <w:r>
-              <w:t>__________________________________________ at that zero.</w:t>
-            </w:r>
-          </w:p>
-        </w:tc>
-      </w:tr>
-    </w:tbl>
+    <w:p>
+      <w:r>
+        <w:rPr>
+          <w:b/>
+          <w:sz w:val="24"/>
+        </w:rPr>
+        <w:t>2.  h(x) = (x − 1)² (x + 5)</w:t>
+      </w:r>
+    </w:p>
+    <w:p>
+      <w:r>
+        <w:t xml:space="preserve">    At x =  1 the graph will:  ___________________________</w:t>
+      </w:r>
+    </w:p>
+    <w:p>
+      <w:r>
+        <w:t xml:space="preserve">    At x = −5 the graph will:  ___________________________</w:t>
+      </w:r>
+    </w:p>
     <w:p/>
-    <w:tbl>
-      <w:tblPr>
-        <w:tblStyle w:val="TableGrid"/>
-        <w:tblW w:type="auto" w:w="0"/>
-        <w:tblLook w:firstColumn="1" w:firstRow="1" w:lastColumn="0" w:lastRow="0" w:noHBand="0" w:noVBand="1" w:val="04A0"/>
-      </w:tblPr>
-      <w:tblGrid>
-        <w:gridCol w:w="10224"/>
-      </w:tblGrid>
-      <w:tr>
-        <w:tc>
-          <w:tcPr>
-            <w:tcW w:type="dxa" w:w="10224"/>
-          </w:tcPr>
-          <w:p>
-            <w:r/>
-            <w:r>
-              <w:rPr>
-                <w:b/>
-              </w:rPr>
-              <w:t>✅  HOW YOU WILL KNOW YOU’RE DONE</w:t>
-            </w:r>
-          </w:p>
-          <w:p>
-            <w:r>
-              <w:t>•  All six predictions written in words.</w:t>
-            </w:r>
-          </w:p>
-          <w:p>
-            <w:r>
-              <w:t>•  You tried to write a pattern in #4 — even a rough guess.</w:t>
-            </w:r>
-          </w:p>
-          <w:p>
-            <w:r>
-              <w:t>•  You have NOT opened Desmos or the packet yet.</w:t>
-            </w:r>
-          </w:p>
-        </w:tc>
-      </w:tr>
-    </w:tbl>
-    <w:p/>
+    <w:p>
+      <w:r>
+        <w:rPr>
+          <w:b/>
+          <w:sz w:val="24"/>
+        </w:rPr>
+        <w:t>3.  Pattern guess:</w:t>
+      </w:r>
+    </w:p>
+    <w:p>
+      <w:r>
+        <w:rPr>
+          <w:i/>
+        </w:rPr>
+        <w:t>When the factor appears an EVEN number of times, the graph</w:t>
+      </w:r>
+    </w:p>
+    <w:p>
+      <w:r>
+        <w:t>______________________________________________________________</w:t>
+      </w:r>
+    </w:p>
+    <w:p>
+      <w:r>
+        <w:t>______________________________________________________________</w:t>
+      </w:r>
+    </w:p>
+    <w:p>
+      <w:r>
+        <w:rPr>
+          <w:i/>
+        </w:rPr>
+        <w:t>When the factor appears an ODD number of times, the graph</w:t>
+      </w:r>
+    </w:p>
+    <w:p>
+      <w:r>
+        <w:t>______________________________________________________________</w:t>
+      </w:r>
+    </w:p>
+    <w:p>
+      <w:r>
+        <w:t>______________________________________________________________</w:t>
+      </w:r>
+    </w:p>
     <w:sectPr>
       <w:pgSz w:w="12240" w:h="15840"/>
-      <w:pgMar w:top="864" w:right="1008" w:bottom="864" w:left="1008" w:header="720" w:footer="720" w:gutter="0"/>
+      <w:pgMar w:top="1008" w:right="1296" w:bottom="1008" w:left="1296" w:header="720" w:footer="720" w:gutter="0"/>
       <w:cols w:space="720"/>
       <w:docGrid w:linePitch="360"/>
     </w:sectPr>
